--- a/01_Python_Essentials/L08-functions/ASSIGNMENT-mean-variance-std_dev.docx
+++ b/01_Python_Essentials/L08-functions/ASSIGNMENT-mean-variance-std_dev.docx
@@ -2,302 +2,295 @@
 <file path=word/document.xml><?xml version="1.0" encoding="utf-8"?>
 <w:document xmlns:wpc="http://schemas.microsoft.com/office/word/2010/wordprocessingCanvas" xmlns:cx="http://schemas.microsoft.com/office/drawing/2014/chartex" xmlns:cx1="http://schemas.microsoft.com/office/drawing/2015/9/8/chartex" xmlns:cx2="http://schemas.microsoft.com/office/drawing/2015/10/21/chartex" xmlns:cx3="http://schemas.microsoft.com/office/drawing/2016/5/9/chartex" xmlns:cx4="http://schemas.microsoft.com/office/drawing/2016/5/10/chartex" xmlns:cx5="http://schemas.microsoft.com/office/drawing/2016/5/11/chartex" xmlns:cx6="http://schemas.microsoft.com/office/drawing/2016/5/12/chartex" xmlns:cx7="http://schemas.microsoft.com/office/drawing/2016/5/13/chartex" xmlns:cx8="http://schemas.microsoft.com/office/drawing/2016/5/14/chartex" xmlns:mc="http://schemas.openxmlformats.org/markup-compatibility/2006" xmlns:aink="http://schemas.microsoft.com/office/drawing/2016/ink" xmlns:am3d="http://schemas.microsoft.com/office/drawing/2017/model3d" xmlns:o="urn:schemas-microsoft-com:office:office" xmlns:oel="http://schemas.microsoft.com/office/2019/extlst" xmlns:r="http://schemas.openxmlformats.org/officeDocument/2006/relationships" xmlns:m="http://schemas.openxmlformats.org/officeDocument/2006/math" xmlns:v="urn:schemas-microsoft-com:vml" xmlns:wp14="http://schemas.microsoft.com/office/word/2010/wordprocessingDrawing" xmlns:wp="http://schemas.openxmlformats.org/drawingml/2006/wordprocessingDrawing" xmlns:w10="urn:schemas-microsoft-com:office:word" xmlns:w="http://schemas.openxmlformats.org/wordprocessingml/2006/main" xmlns:w14="http://schemas.microsoft.com/office/word/2010/wordml" xmlns:w15="http://schemas.microsoft.com/office/word/2012/wordml" xmlns:w16cex="http://schemas.microsoft.com/office/word/2018/wordml/cex" xmlns:w16cid="http://schemas.microsoft.com/office/word/2016/wordml/cid" xmlns:w16="http://schemas.microsoft.com/office/word/2018/wordml" xmlns:w16du="http://schemas.microsoft.com/office/word/2023/wordml/word16du" xmlns:w16sdtdh="http://schemas.microsoft.com/office/word/2020/wordml/sdtdatahash" xmlns:w16sdtfl="http://schemas.microsoft.com/office/word/2024/wordml/sdtformatlock" xmlns:w16se="http://schemas.microsoft.com/office/word/2015/wordml/symex" xmlns:wpg="http://schemas.microsoft.com/office/word/2010/wordprocessingGroup" xmlns:wpi="http://schemas.microsoft.com/office/word/2010/wordprocessingInk" xmlns:wne="http://schemas.microsoft.com/office/word/2006/wordml" xmlns:wps="http://schemas.microsoft.com/office/word/2010/wordprocessingShape" mc:Ignorable="w14 w15 w16se w16cid w16 w16cex w16sdtdh w16sdtfl w16du wp14">
   <w:body>
-    <w:p/>
-    <w:p>
-      <w:pPr>
+    <w:p>
+      <w:pPr>
+        <w:rPr>
+          <w:sz w:val="36"/>
+          <w:szCs w:val="36"/>
+        </w:rPr>
+      </w:pPr>
+    </w:p>
+    <w:p>
+      <w:pPr>
+        <w:jc w:val="center"/>
         <w:rPr>
           <w:b/>
           <w:bCs/>
+          <w:sz w:val="36"/>
+          <w:szCs w:val="36"/>
         </w:rPr>
       </w:pPr>
       <w:r>
         <w:rPr>
           <w:b/>
           <w:bCs/>
-        </w:rPr>
-        <w:t># Assignment: Reusable Student Analytics Module</w:t>
-      </w:r>
-    </w:p>
-    <w:p/>
-    <w:p>
-      <w:r>
+          <w:sz w:val="36"/>
+          <w:szCs w:val="36"/>
+        </w:rPr>
+        <w:t>Assignment: Reusable Student Analytics Module</w:t>
+      </w:r>
+    </w:p>
+    <w:p>
+      <w:pPr>
+        <w:rPr>
+          <w:sz w:val="36"/>
+          <w:szCs w:val="36"/>
+        </w:rPr>
+      </w:pPr>
+    </w:p>
+    <w:p>
+      <w:pPr>
+        <w:rPr>
+          <w:sz w:val="36"/>
+          <w:szCs w:val="36"/>
+        </w:rPr>
+      </w:pPr>
+      <w:r>
+        <w:rPr>
+          <w:sz w:val="36"/>
+          <w:szCs w:val="36"/>
+        </w:rPr>
         <w:t>You are building a Python utility module that can be reused by:</w:t>
       </w:r>
     </w:p>
-    <w:p/>
-    <w:p>
-      <w:r>
-        <w:t>* School management systems</w:t>
-      </w:r>
-    </w:p>
-    <w:p>
-      <w:r>
-        <w:t>* Online learning platforms</w:t>
-      </w:r>
-    </w:p>
-    <w:p>
-      <w:r>
-        <w:t>* Data analysis pipelines</w:t>
-      </w:r>
-    </w:p>
-    <w:p/>
-    <w:p>
-      <w:r>
+    <w:p>
+      <w:pPr>
+        <w:rPr>
+          <w:sz w:val="36"/>
+          <w:szCs w:val="36"/>
+        </w:rPr>
+      </w:pPr>
+    </w:p>
+    <w:p>
+      <w:pPr>
+        <w:pStyle w:val="ListParagraph"/>
+        <w:numPr>
+          <w:ilvl w:val="0"/>
+          <w:numId w:val="1"/>
+        </w:numPr>
+        <w:rPr>
+          <w:sz w:val="36"/>
+          <w:szCs w:val="36"/>
+        </w:rPr>
+      </w:pPr>
+      <w:r>
+        <w:rPr>
+          <w:sz w:val="36"/>
+          <w:szCs w:val="36"/>
+        </w:rPr>
+        <w:t>School management systems</w:t>
+      </w:r>
+    </w:p>
+    <w:p>
+      <w:pPr>
+        <w:pStyle w:val="ListParagraph"/>
+        <w:numPr>
+          <w:ilvl w:val="0"/>
+          <w:numId w:val="1"/>
+        </w:numPr>
+        <w:rPr>
+          <w:sz w:val="36"/>
+          <w:szCs w:val="36"/>
+        </w:rPr>
+      </w:pPr>
+      <w:r>
+        <w:rPr>
+          <w:sz w:val="36"/>
+          <w:szCs w:val="36"/>
+        </w:rPr>
+        <w:t>Online learning platforms</w:t>
+      </w:r>
+    </w:p>
+    <w:p>
+      <w:pPr>
+        <w:pStyle w:val="ListParagraph"/>
+        <w:numPr>
+          <w:ilvl w:val="0"/>
+          <w:numId w:val="1"/>
+        </w:numPr>
+        <w:rPr>
+          <w:sz w:val="36"/>
+          <w:szCs w:val="36"/>
+        </w:rPr>
+      </w:pPr>
+      <w:r>
+        <w:rPr>
+          <w:sz w:val="36"/>
+          <w:szCs w:val="36"/>
+        </w:rPr>
+        <w:t>Data analysis pipelines</w:t>
+      </w:r>
+    </w:p>
+    <w:p>
+      <w:pPr>
+        <w:rPr>
+          <w:sz w:val="36"/>
+          <w:szCs w:val="36"/>
+        </w:rPr>
+      </w:pPr>
+    </w:p>
+    <w:p>
+      <w:pPr>
+        <w:rPr>
+          <w:sz w:val="36"/>
+          <w:szCs w:val="36"/>
+        </w:rPr>
+      </w:pPr>
+      <w:r>
+        <w:rPr>
+          <w:sz w:val="36"/>
+          <w:szCs w:val="36"/>
+        </w:rPr>
         <w:t>This module will analyze student scores and provide statistical insights that other programs can reuse.</w:t>
       </w:r>
     </w:p>
-    <w:p/>
-    <w:p>
-      <w:r>
+    <w:p>
+      <w:pPr>
+        <w:rPr>
+          <w:sz w:val="36"/>
+          <w:szCs w:val="36"/>
+        </w:rPr>
+      </w:pPr>
+      <w:r>
+        <w:rPr>
+          <w:sz w:val="36"/>
+          <w:szCs w:val="36"/>
+        </w:rPr>
         <w:t>Your task is to create reusable functions to compute:</w:t>
       </w:r>
     </w:p>
-    <w:p/>
-    <w:p>
-      <w:r>
-        <w:t>* Mean</w:t>
-      </w:r>
-    </w:p>
-    <w:p>
-      <w:r>
-        <w:t>* Variance</w:t>
-      </w:r>
-    </w:p>
-    <w:p>
-      <w:r>
-        <w:t>* Standard Deviation</w:t>
-      </w:r>
-    </w:p>
-    <w:p/>
-    <w:p>
-      <w:r>
+    <w:p>
+      <w:pPr>
+        <w:rPr>
+          <w:sz w:val="36"/>
+          <w:szCs w:val="36"/>
+        </w:rPr>
+      </w:pPr>
+    </w:p>
+    <w:p>
+      <w:pPr>
+        <w:pStyle w:val="ListParagraph"/>
+        <w:numPr>
+          <w:ilvl w:val="0"/>
+          <w:numId w:val="2"/>
+        </w:numPr>
+        <w:rPr>
+          <w:sz w:val="36"/>
+          <w:szCs w:val="36"/>
+        </w:rPr>
+      </w:pPr>
+      <w:r>
+        <w:rPr>
+          <w:sz w:val="36"/>
+          <w:szCs w:val="36"/>
+        </w:rPr>
+        <w:t>Mean</w:t>
+      </w:r>
+    </w:p>
+    <w:p>
+      <w:pPr>
+        <w:pStyle w:val="ListParagraph"/>
+        <w:numPr>
+          <w:ilvl w:val="0"/>
+          <w:numId w:val="2"/>
+        </w:numPr>
+        <w:rPr>
+          <w:sz w:val="36"/>
+          <w:szCs w:val="36"/>
+        </w:rPr>
+      </w:pPr>
+      <w:r>
+        <w:rPr>
+          <w:sz w:val="36"/>
+          <w:szCs w:val="36"/>
+        </w:rPr>
+        <w:t>Variance</w:t>
+      </w:r>
+    </w:p>
+    <w:p>
+      <w:pPr>
+        <w:pStyle w:val="ListParagraph"/>
+        <w:numPr>
+          <w:ilvl w:val="0"/>
+          <w:numId w:val="2"/>
+        </w:numPr>
+        <w:rPr>
+          <w:sz w:val="36"/>
+          <w:szCs w:val="36"/>
+        </w:rPr>
+      </w:pPr>
+      <w:r>
+        <w:rPr>
+          <w:sz w:val="36"/>
+          <w:szCs w:val="36"/>
+        </w:rPr>
+        <w:t>Standard Deviation</w:t>
+      </w:r>
+    </w:p>
+    <w:p>
+      <w:pPr>
+        <w:rPr>
+          <w:sz w:val="36"/>
+          <w:szCs w:val="36"/>
+        </w:rPr>
+      </w:pPr>
+    </w:p>
+    <w:p>
+      <w:pPr>
+        <w:rPr>
+          <w:sz w:val="36"/>
+          <w:szCs w:val="36"/>
+        </w:rPr>
+      </w:pPr>
+      <w:r>
+        <w:rPr>
+          <w:sz w:val="36"/>
+          <w:szCs w:val="36"/>
+        </w:rPr>
         <w:t>---</w:t>
       </w:r>
     </w:p>
-    <w:p/>
-    <w:p>
-      <w:r>
-        <w:t>## Given Data</w:t>
-      </w:r>
-    </w:p>
-    <w:p>
-      <w:proofErr w:type="spellStart"/>
-      <w:r>
-        <w:t>student_scores</w:t>
-      </w:r>
-      <w:proofErr w:type="spellEnd"/>
-      <w:r>
-        <w:t xml:space="preserve"> = [78, 85, 62, 90, 88, 76, 95, 89, 70]</w:t>
-      </w:r>
-    </w:p>
-    <w:p/>
-    <w:p/>
-    <w:p/>
-    <w:p/>
-    <w:p>
-      <w:r>
-        <w:lastRenderedPageBreak/>
-        <w:t>## Tasks to Complete</w:t>
-      </w:r>
-    </w:p>
-    <w:p/>
-    <w:p>
-      <w:r>
-        <w:t>### Task 1: Create a function to calculate Mean</w:t>
-      </w:r>
-    </w:p>
-    <w:p/>
-    <w:p>
-      <w:r>
-        <w:t>* Function name: `</w:t>
-      </w:r>
-      <w:proofErr w:type="spellStart"/>
-      <w:r>
-        <w:t>calculate_mean</w:t>
-      </w:r>
-      <w:proofErr w:type="spellEnd"/>
-      <w:r>
-        <w:t>`</w:t>
-      </w:r>
-    </w:p>
-    <w:p>
-      <w:r>
-        <w:t>* Input: list of numbers</w:t>
-      </w:r>
-    </w:p>
-    <w:p>
-      <w:r>
-        <w:t>* Output: mean value</w:t>
-      </w:r>
-    </w:p>
-    <w:p/>
-    <w:p>
-      <w:r>
-        <w:t>### Task 2: Create a function to calculate Variance</w:t>
-      </w:r>
-    </w:p>
-    <w:p/>
-    <w:p>
-      <w:r>
-        <w:t>* Function name: `</w:t>
-      </w:r>
-      <w:proofErr w:type="spellStart"/>
-      <w:r>
-        <w:t>calculate_variance</w:t>
-      </w:r>
-      <w:proofErr w:type="spellEnd"/>
-      <w:r>
-        <w:t>`</w:t>
-      </w:r>
-    </w:p>
-    <w:p>
-      <w:r>
-        <w:t>* Use the mean function inside it</w:t>
-      </w:r>
-    </w:p>
-    <w:p>
-      <w:r>
-        <w:t>* Formula</w:t>
-      </w:r>
-      <w:r>
-        <w:t xml:space="preserve"> (HINT)</w:t>
-      </w:r>
-      <w:r>
-        <w:t>:</w:t>
-      </w:r>
-    </w:p>
-    <w:p>
-      <w:r>
-        <w:t xml:space="preserve">  variance = </w:t>
-      </w:r>
-      <w:proofErr w:type="gramStart"/>
-      <w:r>
-        <w:t>sum(</w:t>
-      </w:r>
-      <w:proofErr w:type="gramEnd"/>
-      <w:r>
-        <w:t xml:space="preserve">(x - </w:t>
-      </w:r>
-      <w:proofErr w:type="gramStart"/>
-      <w:r>
-        <w:t>mean)²</w:t>
-      </w:r>
-      <w:proofErr w:type="gramEnd"/>
-      <w:r>
-        <w:t>) / n</w:t>
-      </w:r>
-    </w:p>
-    <w:p/>
-    <w:p/>
-    <w:p>
-      <w:r>
-        <w:t>### Task 3: Create a function to calculate Standard Deviation</w:t>
-      </w:r>
-    </w:p>
-    <w:p/>
-    <w:p>
-      <w:r>
-        <w:t>* Function name: `</w:t>
-      </w:r>
-      <w:proofErr w:type="spellStart"/>
-      <w:r>
-        <w:t>calculate_standard_deviation</w:t>
-      </w:r>
-      <w:proofErr w:type="spellEnd"/>
-      <w:r>
-        <w:t>`</w:t>
-      </w:r>
-    </w:p>
-    <w:p>
-      <w:r>
-        <w:t>* Use the variance function inside it</w:t>
-      </w:r>
-    </w:p>
-    <w:p>
-      <w:r>
-        <w:t>* Formula</w:t>
-      </w:r>
-      <w:r>
-        <w:t xml:space="preserve"> (HINT)</w:t>
-      </w:r>
-      <w:r>
-        <w:t>:</w:t>
-      </w:r>
-      <w:r>
-        <w:t xml:space="preserve"> </w:t>
-      </w:r>
-      <w:proofErr w:type="spellStart"/>
-      <w:r>
-        <w:t>std_dev</w:t>
-      </w:r>
-      <w:proofErr w:type="spellEnd"/>
-      <w:r>
-        <w:t xml:space="preserve"> = square root of variance</w:t>
-      </w:r>
-    </w:p>
-    <w:p/>
-    <w:p>
-      <w:r>
-        <w:t xml:space="preserve">  </w:t>
-      </w:r>
-      <w:proofErr w:type="spellStart"/>
-      <w:r>
-        <w:t>std_dev</w:t>
-      </w:r>
-      <w:proofErr w:type="spellEnd"/>
-      <w:r>
-        <w:t xml:space="preserve"> = √variance</w:t>
-      </w:r>
-    </w:p>
-    <w:p/>
-    <w:p/>
-    <w:p/>
-    <w:p>
-      <w:r>
-        <w:lastRenderedPageBreak/>
-        <w:t>### Task 4: Display Results</w:t>
-      </w:r>
-    </w:p>
-    <w:p>
-      <w:r>
-        <w:t>Print:</w:t>
-      </w:r>
-    </w:p>
-    <w:p>
-      <w:r>
-        <w:t>* Mean</w:t>
-      </w:r>
-    </w:p>
-    <w:p>
-      <w:r>
-        <w:t>* Variance</w:t>
-      </w:r>
-    </w:p>
-    <w:p>
-      <w:r>
-        <w:t>* Standard Deviation</w:t>
-      </w:r>
-    </w:p>
-    <w:p/>
-    <w:p>
-      <w:r>
-        <w:t>## Expected Output (Approximate)</w:t>
-      </w:r>
-    </w:p>
-    <w:p/>
     <w:p>
       <w:pPr>
         <w:rPr>
           <w:b/>
           <w:bCs/>
+          <w:sz w:val="40"/>
+          <w:szCs w:val="40"/>
         </w:rPr>
       </w:pPr>
       <w:r>
         <w:rPr>
           <w:b/>
           <w:bCs/>
-        </w:rPr>
-        <w:t>Mean Score: 81.44</w:t>
+          <w:sz w:val="40"/>
+          <w:szCs w:val="40"/>
+        </w:rPr>
+        <w:t>Given Data</w:t>
+      </w:r>
+    </w:p>
+    <w:p>
+      <w:pPr>
+        <w:rPr>
+          <w:sz w:val="36"/>
+          <w:szCs w:val="36"/>
+        </w:rPr>
+      </w:pPr>
+      <w:proofErr w:type="spellStart"/>
+      <w:r>
+        <w:rPr>
+          <w:sz w:val="36"/>
+          <w:szCs w:val="36"/>
+        </w:rPr>
+        <w:t>student_scores</w:t>
+      </w:r>
+      <w:proofErr w:type="spellEnd"/>
+      <w:r>
+        <w:rPr>
+          <w:sz w:val="36"/>
+          <w:szCs w:val="36"/>
+        </w:rPr>
+        <w:t xml:space="preserve"> = [78, 85, 62, 90, 88, 76, 95, 89, 70]</w:t>
       </w:r>
     </w:p>
     <w:p>
@@ -305,73 +298,1474 @@
         <w:rPr>
           <w:b/>
           <w:bCs/>
+          <w:sz w:val="40"/>
+          <w:szCs w:val="40"/>
         </w:rPr>
       </w:pPr>
       <w:r>
         <w:rPr>
           <w:b/>
           <w:bCs/>
-        </w:rPr>
-        <w:t>Variance: 103.36</w:t>
-      </w:r>
+          <w:sz w:val="40"/>
+          <w:szCs w:val="40"/>
+        </w:rPr>
+        <w:t>Tasks to Complete</w:t>
+      </w:r>
+    </w:p>
+    <w:p>
+      <w:pPr>
+        <w:rPr>
+          <w:sz w:val="36"/>
+          <w:szCs w:val="36"/>
+        </w:rPr>
+      </w:pPr>
     </w:p>
     <w:p>
       <w:pPr>
         <w:rPr>
           <w:b/>
           <w:bCs/>
+          <w:sz w:val="36"/>
+          <w:szCs w:val="36"/>
         </w:rPr>
       </w:pPr>
       <w:r>
         <w:rPr>
           <w:b/>
           <w:bCs/>
+          <w:sz w:val="36"/>
+          <w:szCs w:val="36"/>
+        </w:rPr>
+        <w:t>Task 1: Create a function to calculate Mean</w:t>
+      </w:r>
+    </w:p>
+    <w:p>
+      <w:pPr>
+        <w:pStyle w:val="ListParagraph"/>
+        <w:numPr>
+          <w:ilvl w:val="0"/>
+          <w:numId w:val="3"/>
+        </w:numPr>
+        <w:rPr>
+          <w:sz w:val="36"/>
+          <w:szCs w:val="36"/>
+        </w:rPr>
+      </w:pPr>
+      <w:r>
+        <w:rPr>
+          <w:sz w:val="36"/>
+          <w:szCs w:val="36"/>
+        </w:rPr>
+        <w:t>Function name: `</w:t>
+      </w:r>
+      <w:proofErr w:type="spellStart"/>
+      <w:r>
+        <w:rPr>
+          <w:sz w:val="36"/>
+          <w:szCs w:val="36"/>
+        </w:rPr>
+        <w:t>calculate_mean</w:t>
+      </w:r>
+      <w:proofErr w:type="spellEnd"/>
+      <w:r>
+        <w:rPr>
+          <w:sz w:val="36"/>
+          <w:szCs w:val="36"/>
+        </w:rPr>
+        <w:t>`</w:t>
+      </w:r>
+    </w:p>
+    <w:p>
+      <w:pPr>
+        <w:pStyle w:val="ListParagraph"/>
+        <w:numPr>
+          <w:ilvl w:val="0"/>
+          <w:numId w:val="3"/>
+        </w:numPr>
+        <w:rPr>
+          <w:sz w:val="36"/>
+          <w:szCs w:val="36"/>
+        </w:rPr>
+      </w:pPr>
+      <w:r>
+        <w:rPr>
+          <w:sz w:val="36"/>
+          <w:szCs w:val="36"/>
+        </w:rPr>
+        <w:t>Input: list of numbers</w:t>
+      </w:r>
+    </w:p>
+    <w:p>
+      <w:pPr>
+        <w:pStyle w:val="ListParagraph"/>
+        <w:numPr>
+          <w:ilvl w:val="0"/>
+          <w:numId w:val="3"/>
+        </w:numPr>
+        <w:rPr>
+          <w:sz w:val="36"/>
+          <w:szCs w:val="36"/>
+        </w:rPr>
+      </w:pPr>
+      <w:r>
+        <w:rPr>
+          <w:sz w:val="36"/>
+          <w:szCs w:val="36"/>
+        </w:rPr>
+        <w:t>Output: mean value</w:t>
+      </w:r>
+    </w:p>
+    <w:p>
+      <w:pPr>
+        <w:rPr>
+          <w:sz w:val="36"/>
+          <w:szCs w:val="36"/>
+        </w:rPr>
+      </w:pPr>
+    </w:p>
+    <w:p>
+      <w:pPr>
+        <w:rPr>
+          <w:b/>
+          <w:bCs/>
+          <w:sz w:val="36"/>
+          <w:szCs w:val="36"/>
+        </w:rPr>
+      </w:pPr>
+      <w:r>
+        <w:rPr>
+          <w:b/>
+          <w:bCs/>
+          <w:sz w:val="36"/>
+          <w:szCs w:val="36"/>
+        </w:rPr>
+        <w:t>Task 2: Create a function to calculate Variance</w:t>
+      </w:r>
+    </w:p>
+    <w:p>
+      <w:pPr>
+        <w:pStyle w:val="ListParagraph"/>
+        <w:numPr>
+          <w:ilvl w:val="0"/>
+          <w:numId w:val="4"/>
+        </w:numPr>
+        <w:rPr>
+          <w:sz w:val="36"/>
+          <w:szCs w:val="36"/>
+        </w:rPr>
+      </w:pPr>
+      <w:r>
+        <w:rPr>
+          <w:sz w:val="36"/>
+          <w:szCs w:val="36"/>
+        </w:rPr>
+        <w:t>Function name: `</w:t>
+      </w:r>
+      <w:proofErr w:type="spellStart"/>
+      <w:r>
+        <w:rPr>
+          <w:sz w:val="36"/>
+          <w:szCs w:val="36"/>
+        </w:rPr>
+        <w:t>calculate_variance</w:t>
+      </w:r>
+      <w:proofErr w:type="spellEnd"/>
+      <w:r>
+        <w:rPr>
+          <w:sz w:val="36"/>
+          <w:szCs w:val="36"/>
+        </w:rPr>
+        <w:t>`</w:t>
+      </w:r>
+    </w:p>
+    <w:p>
+      <w:pPr>
+        <w:pStyle w:val="ListParagraph"/>
+        <w:numPr>
+          <w:ilvl w:val="0"/>
+          <w:numId w:val="4"/>
+        </w:numPr>
+        <w:rPr>
+          <w:sz w:val="36"/>
+          <w:szCs w:val="36"/>
+        </w:rPr>
+      </w:pPr>
+      <w:r>
+        <w:rPr>
+          <w:sz w:val="36"/>
+          <w:szCs w:val="36"/>
+        </w:rPr>
+        <w:t>Use the mean function inside it</w:t>
+      </w:r>
+    </w:p>
+    <w:p>
+      <w:pPr>
+        <w:pStyle w:val="ListParagraph"/>
+        <w:numPr>
+          <w:ilvl w:val="0"/>
+          <w:numId w:val="4"/>
+        </w:numPr>
+        <w:rPr>
+          <w:sz w:val="36"/>
+          <w:szCs w:val="36"/>
+        </w:rPr>
+      </w:pPr>
+      <w:r>
+        <w:rPr>
+          <w:sz w:val="36"/>
+          <w:szCs w:val="36"/>
+        </w:rPr>
+        <w:t>Formula</w:t>
+      </w:r>
+      <w:r>
+        <w:rPr>
+          <w:sz w:val="36"/>
+          <w:szCs w:val="36"/>
+        </w:rPr>
+        <w:t xml:space="preserve"> (HINT)</w:t>
+      </w:r>
+      <w:r>
+        <w:rPr>
+          <w:sz w:val="36"/>
+          <w:szCs w:val="36"/>
+        </w:rPr>
+        <w:t>:</w:t>
+      </w:r>
+    </w:p>
+    <w:p>
+      <w:pPr>
+        <w:rPr>
+          <w:sz w:val="36"/>
+          <w:szCs w:val="36"/>
+        </w:rPr>
+      </w:pPr>
+      <w:r>
+        <w:rPr>
+          <w:sz w:val="36"/>
+          <w:szCs w:val="36"/>
+        </w:rPr>
+        <w:t xml:space="preserve">  variance = </w:t>
+      </w:r>
+      <w:proofErr w:type="gramStart"/>
+      <w:r>
+        <w:rPr>
+          <w:sz w:val="36"/>
+          <w:szCs w:val="36"/>
+        </w:rPr>
+        <w:t>sum(</w:t>
+      </w:r>
+      <w:proofErr w:type="gramEnd"/>
+      <w:r>
+        <w:rPr>
+          <w:sz w:val="36"/>
+          <w:szCs w:val="36"/>
+        </w:rPr>
+        <w:t xml:space="preserve">(x - </w:t>
+      </w:r>
+      <w:proofErr w:type="gramStart"/>
+      <w:r>
+        <w:rPr>
+          <w:sz w:val="36"/>
+          <w:szCs w:val="36"/>
+        </w:rPr>
+        <w:t>mean)²</w:t>
+      </w:r>
+      <w:proofErr w:type="gramEnd"/>
+      <w:r>
+        <w:rPr>
+          <w:sz w:val="36"/>
+          <w:szCs w:val="36"/>
+        </w:rPr>
+        <w:t>) / n</w:t>
+      </w:r>
+    </w:p>
+    <w:p>
+      <w:pPr>
+        <w:rPr>
+          <w:sz w:val="36"/>
+          <w:szCs w:val="36"/>
+        </w:rPr>
+      </w:pPr>
+    </w:p>
+    <w:p>
+      <w:pPr>
+        <w:rPr>
+          <w:b/>
+          <w:bCs/>
+          <w:sz w:val="36"/>
+          <w:szCs w:val="36"/>
+        </w:rPr>
+      </w:pPr>
+      <w:r>
+        <w:rPr>
+          <w:b/>
+          <w:bCs/>
+          <w:sz w:val="36"/>
+          <w:szCs w:val="36"/>
+        </w:rPr>
+        <w:t>Task 3: Create a function to calculate Standard Deviation</w:t>
+      </w:r>
+    </w:p>
+    <w:p>
+      <w:pPr>
+        <w:pStyle w:val="ListParagraph"/>
+        <w:numPr>
+          <w:ilvl w:val="0"/>
+          <w:numId w:val="5"/>
+        </w:numPr>
+        <w:rPr>
+          <w:sz w:val="36"/>
+          <w:szCs w:val="36"/>
+        </w:rPr>
+      </w:pPr>
+      <w:r>
+        <w:rPr>
+          <w:sz w:val="36"/>
+          <w:szCs w:val="36"/>
+        </w:rPr>
+        <w:t>Function name: `</w:t>
+      </w:r>
+      <w:proofErr w:type="spellStart"/>
+      <w:r>
+        <w:rPr>
+          <w:sz w:val="36"/>
+          <w:szCs w:val="36"/>
+        </w:rPr>
+        <w:t>calculate_standard_deviation</w:t>
+      </w:r>
+      <w:proofErr w:type="spellEnd"/>
+      <w:r>
+        <w:rPr>
+          <w:sz w:val="36"/>
+          <w:szCs w:val="36"/>
+        </w:rPr>
+        <w:t>`</w:t>
+      </w:r>
+    </w:p>
+    <w:p>
+      <w:pPr>
+        <w:pStyle w:val="ListParagraph"/>
+        <w:numPr>
+          <w:ilvl w:val="0"/>
+          <w:numId w:val="5"/>
+        </w:numPr>
+        <w:rPr>
+          <w:sz w:val="36"/>
+          <w:szCs w:val="36"/>
+        </w:rPr>
+      </w:pPr>
+      <w:r>
+        <w:rPr>
+          <w:sz w:val="36"/>
+          <w:szCs w:val="36"/>
+        </w:rPr>
+        <w:t>Use the variance function inside it</w:t>
+      </w:r>
+    </w:p>
+    <w:p>
+      <w:pPr>
+        <w:pStyle w:val="ListParagraph"/>
+        <w:numPr>
+          <w:ilvl w:val="0"/>
+          <w:numId w:val="5"/>
+        </w:numPr>
+        <w:rPr>
+          <w:sz w:val="36"/>
+          <w:szCs w:val="36"/>
+        </w:rPr>
+      </w:pPr>
+      <w:r>
+        <w:rPr>
+          <w:sz w:val="36"/>
+          <w:szCs w:val="36"/>
+        </w:rPr>
+        <w:t>Formula</w:t>
+      </w:r>
+      <w:r>
+        <w:rPr>
+          <w:sz w:val="36"/>
+          <w:szCs w:val="36"/>
+        </w:rPr>
+        <w:t xml:space="preserve"> (HINT)</w:t>
+      </w:r>
+      <w:r>
+        <w:rPr>
+          <w:sz w:val="36"/>
+          <w:szCs w:val="36"/>
+        </w:rPr>
+        <w:t>:</w:t>
+      </w:r>
+      <w:r>
+        <w:rPr>
+          <w:sz w:val="36"/>
+          <w:szCs w:val="36"/>
+        </w:rPr>
+        <w:t xml:space="preserve"> </w:t>
+      </w:r>
+      <w:proofErr w:type="spellStart"/>
+      <w:r>
+        <w:rPr>
+          <w:sz w:val="36"/>
+          <w:szCs w:val="36"/>
+        </w:rPr>
+        <w:t>std_dev</w:t>
+      </w:r>
+      <w:proofErr w:type="spellEnd"/>
+      <w:r>
+        <w:rPr>
+          <w:sz w:val="36"/>
+          <w:szCs w:val="36"/>
+        </w:rPr>
+        <w:t xml:space="preserve"> = square root of variance</w:t>
+      </w:r>
+    </w:p>
+    <w:p>
+      <w:pPr>
+        <w:rPr>
+          <w:sz w:val="36"/>
+          <w:szCs w:val="36"/>
+        </w:rPr>
+      </w:pPr>
+    </w:p>
+    <w:p>
+      <w:pPr>
+        <w:rPr>
+          <w:sz w:val="36"/>
+          <w:szCs w:val="36"/>
+        </w:rPr>
+      </w:pPr>
+      <w:r>
+        <w:rPr>
+          <w:sz w:val="36"/>
+          <w:szCs w:val="36"/>
+        </w:rPr>
+        <w:t xml:space="preserve">  </w:t>
+      </w:r>
+      <w:proofErr w:type="spellStart"/>
+      <w:r>
+        <w:rPr>
+          <w:sz w:val="36"/>
+          <w:szCs w:val="36"/>
+        </w:rPr>
+        <w:t>std_dev</w:t>
+      </w:r>
+      <w:proofErr w:type="spellEnd"/>
+      <w:r>
+        <w:rPr>
+          <w:sz w:val="36"/>
+          <w:szCs w:val="36"/>
+        </w:rPr>
+        <w:t xml:space="preserve"> = √variance</w:t>
+      </w:r>
+    </w:p>
+    <w:p>
+      <w:pPr>
+        <w:rPr>
+          <w:sz w:val="36"/>
+          <w:szCs w:val="36"/>
+        </w:rPr>
+      </w:pPr>
+    </w:p>
+    <w:p>
+      <w:pPr>
+        <w:rPr>
+          <w:b/>
+          <w:bCs/>
+          <w:sz w:val="36"/>
+          <w:szCs w:val="36"/>
+        </w:rPr>
+      </w:pPr>
+      <w:r>
+        <w:rPr>
+          <w:b/>
+          <w:bCs/>
+          <w:sz w:val="36"/>
+          <w:szCs w:val="36"/>
+        </w:rPr>
+        <w:t>Task 4: Display Results</w:t>
+      </w:r>
+    </w:p>
+    <w:p>
+      <w:pPr>
+        <w:rPr>
+          <w:sz w:val="36"/>
+          <w:szCs w:val="36"/>
+        </w:rPr>
+      </w:pPr>
+      <w:r>
+        <w:rPr>
+          <w:sz w:val="36"/>
+          <w:szCs w:val="36"/>
+        </w:rPr>
+        <w:t>Print:</w:t>
+      </w:r>
+    </w:p>
+    <w:p>
+      <w:pPr>
+        <w:pStyle w:val="ListParagraph"/>
+        <w:numPr>
+          <w:ilvl w:val="0"/>
+          <w:numId w:val="6"/>
+        </w:numPr>
+        <w:rPr>
+          <w:sz w:val="36"/>
+          <w:szCs w:val="36"/>
+        </w:rPr>
+      </w:pPr>
+      <w:r>
+        <w:rPr>
+          <w:sz w:val="36"/>
+          <w:szCs w:val="36"/>
+        </w:rPr>
+        <w:t>Mean</w:t>
+      </w:r>
+    </w:p>
+    <w:p>
+      <w:pPr>
+        <w:pStyle w:val="ListParagraph"/>
+        <w:numPr>
+          <w:ilvl w:val="0"/>
+          <w:numId w:val="6"/>
+        </w:numPr>
+        <w:rPr>
+          <w:sz w:val="36"/>
+          <w:szCs w:val="36"/>
+        </w:rPr>
+      </w:pPr>
+      <w:r>
+        <w:rPr>
+          <w:sz w:val="36"/>
+          <w:szCs w:val="36"/>
+        </w:rPr>
+        <w:lastRenderedPageBreak/>
+        <w:t>Variance</w:t>
+      </w:r>
+    </w:p>
+    <w:p>
+      <w:pPr>
+        <w:pStyle w:val="ListParagraph"/>
+        <w:numPr>
+          <w:ilvl w:val="0"/>
+          <w:numId w:val="6"/>
+        </w:numPr>
+        <w:rPr>
+          <w:sz w:val="36"/>
+          <w:szCs w:val="36"/>
+        </w:rPr>
+      </w:pPr>
+      <w:r>
+        <w:rPr>
+          <w:sz w:val="36"/>
+          <w:szCs w:val="36"/>
+        </w:rPr>
+        <w:t>Standard Deviation</w:t>
+      </w:r>
+    </w:p>
+    <w:p>
+      <w:pPr>
+        <w:rPr>
+          <w:sz w:val="36"/>
+          <w:szCs w:val="36"/>
+        </w:rPr>
+      </w:pPr>
+    </w:p>
+    <w:p>
+      <w:pPr>
+        <w:rPr>
+          <w:b/>
+          <w:bCs/>
+          <w:sz w:val="36"/>
+          <w:szCs w:val="36"/>
+        </w:rPr>
+      </w:pPr>
+      <w:r>
+        <w:rPr>
+          <w:b/>
+          <w:bCs/>
+          <w:sz w:val="36"/>
+          <w:szCs w:val="36"/>
+        </w:rPr>
+        <w:t>Expected Output (Approximate)</w:t>
+      </w:r>
+    </w:p>
+    <w:p>
+      <w:pPr>
+        <w:rPr>
+          <w:sz w:val="36"/>
+          <w:szCs w:val="36"/>
+        </w:rPr>
+      </w:pPr>
+    </w:p>
+    <w:p>
+      <w:pPr>
+        <w:rPr>
+          <w:i/>
+          <w:iCs/>
+          <w:sz w:val="36"/>
+          <w:szCs w:val="36"/>
+        </w:rPr>
+      </w:pPr>
+      <w:r>
+        <w:rPr>
+          <w:i/>
+          <w:iCs/>
+          <w:sz w:val="36"/>
+          <w:szCs w:val="36"/>
+        </w:rPr>
+        <w:t>Mean Score: 81.44</w:t>
+      </w:r>
+    </w:p>
+    <w:p>
+      <w:pPr>
+        <w:rPr>
+          <w:i/>
+          <w:iCs/>
+          <w:sz w:val="36"/>
+          <w:szCs w:val="36"/>
+        </w:rPr>
+      </w:pPr>
+      <w:r>
+        <w:rPr>
+          <w:i/>
+          <w:iCs/>
+          <w:sz w:val="36"/>
+          <w:szCs w:val="36"/>
+        </w:rPr>
+        <w:t>Variance: 103.36</w:t>
+      </w:r>
+    </w:p>
+    <w:p>
+      <w:pPr>
+        <w:rPr>
+          <w:i/>
+          <w:iCs/>
+          <w:sz w:val="36"/>
+          <w:szCs w:val="36"/>
+        </w:rPr>
+      </w:pPr>
+      <w:r>
+        <w:rPr>
+          <w:i/>
+          <w:iCs/>
+          <w:sz w:val="36"/>
+          <w:szCs w:val="36"/>
         </w:rPr>
         <w:t>Standard Deviation: 10.17</w:t>
       </w:r>
     </w:p>
-    <w:p/>
-    <w:p>
-      <w:r>
-        <w:t>## Bonus Challenge (Optional)</w:t>
-      </w:r>
-    </w:p>
-    <w:p/>
-    <w:p>
-      <w:r>
+    <w:p>
+      <w:pPr>
+        <w:rPr>
+          <w:sz w:val="36"/>
+          <w:szCs w:val="36"/>
+        </w:rPr>
+      </w:pPr>
+    </w:p>
+    <w:p>
+      <w:pPr>
+        <w:rPr>
+          <w:sz w:val="36"/>
+          <w:szCs w:val="36"/>
+        </w:rPr>
+      </w:pPr>
+      <w:r>
+        <w:rPr>
+          <w:sz w:val="36"/>
+          <w:szCs w:val="36"/>
+        </w:rPr>
+        <w:t>-----------------------------------------------------------------</w:t>
+      </w:r>
+    </w:p>
+    <w:p>
+      <w:pPr>
+        <w:rPr>
+          <w:b/>
+          <w:bCs/>
+          <w:sz w:val="36"/>
+          <w:szCs w:val="36"/>
+        </w:rPr>
+      </w:pPr>
+      <w:r>
+        <w:rPr>
+          <w:b/>
+          <w:bCs/>
+          <w:sz w:val="36"/>
+          <w:szCs w:val="36"/>
+        </w:rPr>
+        <w:t>Bonus Challenge (Optional)</w:t>
+      </w:r>
+    </w:p>
+    <w:p>
+      <w:pPr>
+        <w:rPr>
+          <w:sz w:val="36"/>
+          <w:szCs w:val="36"/>
+        </w:rPr>
+      </w:pPr>
+      <w:r>
+        <w:rPr>
+          <w:sz w:val="36"/>
+          <w:szCs w:val="36"/>
+        </w:rPr>
         <w:t>1. Round all outputs to 2 decimal places</w:t>
       </w:r>
     </w:p>
     <w:p>
-      <w:r>
-        <w:t>2. Add a function `</w:t>
+      <w:pPr>
+        <w:rPr>
+          <w:sz w:val="36"/>
+          <w:szCs w:val="36"/>
+        </w:rPr>
+      </w:pPr>
+      <w:r>
+        <w:rPr>
+          <w:sz w:val="36"/>
+          <w:szCs w:val="36"/>
+        </w:rPr>
+        <w:t xml:space="preserve">2. Add a function </w:t>
       </w:r>
       <w:proofErr w:type="spellStart"/>
       <w:r>
+        <w:rPr>
+          <w:sz w:val="36"/>
+          <w:szCs w:val="36"/>
+        </w:rPr>
         <w:t>analyze_</w:t>
       </w:r>
       <w:proofErr w:type="gramStart"/>
       <w:r>
+        <w:rPr>
+          <w:sz w:val="36"/>
+          <w:szCs w:val="36"/>
+        </w:rPr>
         <w:t>scores</w:t>
       </w:r>
       <w:proofErr w:type="spellEnd"/>
       <w:r>
+        <w:rPr>
+          <w:sz w:val="36"/>
+          <w:szCs w:val="36"/>
+        </w:rPr>
         <w:t>(</w:t>
       </w:r>
       <w:proofErr w:type="gramEnd"/>
       <w:r>
-        <w:t>)` that calls all three functions and prints the report</w:t>
-      </w:r>
-    </w:p>
-    <w:p/>
+        <w:rPr>
+          <w:sz w:val="36"/>
+          <w:szCs w:val="36"/>
+        </w:rPr>
+        <w:t>) that calls all three functions and prints the report</w:t>
+      </w:r>
+    </w:p>
     <w:sectPr>
       <w:pgSz w:w="12240" w:h="15840"/>
-      <w:pgMar w:top="1440" w:right="1440" w:bottom="1440" w:left="1440" w:header="720" w:footer="720" w:gutter="0"/>
+      <w:pgMar w:top="1440" w:right="1440" w:bottom="630" w:left="1440" w:header="720" w:footer="720" w:gutter="0"/>
       <w:cols w:space="720"/>
       <w:docGrid w:linePitch="360"/>
     </w:sectPr>
   </w:body>
 </w:document>
+</file>
+
+<file path=word/numbering.xml><?xml version="1.0" encoding="utf-8"?>
+<w:numbering xmlns:wpc="http://schemas.microsoft.com/office/word/2010/wordprocessingCanvas" xmlns:cx="http://schemas.microsoft.com/office/drawing/2014/chartex" xmlns:cx1="http://schemas.microsoft.com/office/drawing/2015/9/8/chartex" xmlns:cx2="http://schemas.microsoft.com/office/drawing/2015/10/21/chartex" xmlns:cx3="http://schemas.microsoft.com/office/drawing/2016/5/9/chartex" xmlns:cx4="http://schemas.microsoft.com/office/drawing/2016/5/10/chartex" xmlns:cx5="http://schemas.microsoft.com/office/drawing/2016/5/11/chartex" xmlns:cx6="http://schemas.microsoft.com/office/drawing/2016/5/12/chartex" xmlns:cx7="http://schemas.microsoft.com/office/drawing/2016/5/13/chartex" xmlns:cx8="http://schemas.microsoft.com/office/drawing/2016/5/14/chartex" xmlns:mc="http://schemas.openxmlformats.org/markup-compatibility/2006" xmlns:aink="http://schemas.microsoft.com/office/drawing/2016/ink" xmlns:am3d="http://schemas.microsoft.com/office/drawing/2017/model3d" xmlns:o="urn:schemas-microsoft-com:office:office" xmlns:oel="http://schemas.microsoft.com/office/2019/extlst" xmlns:r="http://schemas.openxmlformats.org/officeDocument/2006/relationships" xmlns:m="http://schemas.openxmlformats.org/officeDocument/2006/math" xmlns:v="urn:schemas-microsoft-com:vml" xmlns:wp14="http://schemas.microsoft.com/office/word/2010/wordprocessingDrawing" xmlns:wp="http://schemas.openxmlformats.org/drawingml/2006/wordprocessingDrawing" xmlns:w10="urn:schemas-microsoft-com:office:word" xmlns:w="http://schemas.openxmlformats.org/wordprocessingml/2006/main" xmlns:w14="http://schemas.microsoft.com/office/word/2010/wordml" xmlns:w15="http://schemas.microsoft.com/office/word/2012/wordml" xmlns:w16cex="http://schemas.microsoft.com/office/word/2018/wordml/cex" xmlns:w16cid="http://schemas.microsoft.com/office/word/2016/wordml/cid" xmlns:w16="http://schemas.microsoft.com/office/word/2018/wordml" xmlns:w16du="http://schemas.microsoft.com/office/word/2023/wordml/word16du" xmlns:w16sdtdh="http://schemas.microsoft.com/office/word/2020/wordml/sdtdatahash" xmlns:w16sdtfl="http://schemas.microsoft.com/office/word/2024/wordml/sdtformatlock" xmlns:w16se="http://schemas.microsoft.com/office/word/2015/wordml/symex" xmlns:wpg="http://schemas.microsoft.com/office/word/2010/wordprocessingGroup" xmlns:wpi="http://schemas.microsoft.com/office/word/2010/wordprocessingInk" xmlns:wne="http://schemas.microsoft.com/office/word/2006/wordml" xmlns:wps="http://schemas.microsoft.com/office/word/2010/wordprocessingShape" mc:Ignorable="w14 w15 w16se w16cid w16 w16cex w16sdtdh w16sdtfl w16du wp14">
+  <w:abstractNum w:abstractNumId="0" w15:restartNumberingAfterBreak="0">
+    <w:nsid w:val="0A9F2FB4"/>
+    <w:multiLevelType w:val="hybridMultilevel"/>
+    <w:tmpl w:val="9EA0C7F0"/>
+    <w:lvl w:ilvl="0" w:tplc="04090001">
+      <w:start w:val="1"/>
+      <w:numFmt w:val="bullet"/>
+      <w:lvlText w:val=""/>
+      <w:lvlJc w:val="left"/>
+      <w:pPr>
+        <w:ind w:left="720" w:hanging="360"/>
+      </w:pPr>
+      <w:rPr>
+        <w:rFonts w:ascii="Symbol" w:hAnsi="Symbol" w:hint="default"/>
+      </w:rPr>
+    </w:lvl>
+    <w:lvl w:ilvl="1" w:tplc="04090003" w:tentative="1">
+      <w:start w:val="1"/>
+      <w:numFmt w:val="bullet"/>
+      <w:lvlText w:val="o"/>
+      <w:lvlJc w:val="left"/>
+      <w:pPr>
+        <w:ind w:left="1440" w:hanging="360"/>
+      </w:pPr>
+      <w:rPr>
+        <w:rFonts w:ascii="Courier New" w:hAnsi="Courier New" w:cs="Courier New" w:hint="default"/>
+      </w:rPr>
+    </w:lvl>
+    <w:lvl w:ilvl="2" w:tplc="04090005" w:tentative="1">
+      <w:start w:val="1"/>
+      <w:numFmt w:val="bullet"/>
+      <w:lvlText w:val=""/>
+      <w:lvlJc w:val="left"/>
+      <w:pPr>
+        <w:ind w:left="2160" w:hanging="360"/>
+      </w:pPr>
+      <w:rPr>
+        <w:rFonts w:ascii="Wingdings" w:hAnsi="Wingdings" w:hint="default"/>
+      </w:rPr>
+    </w:lvl>
+    <w:lvl w:ilvl="3" w:tplc="04090001" w:tentative="1">
+      <w:start w:val="1"/>
+      <w:numFmt w:val="bullet"/>
+      <w:lvlText w:val=""/>
+      <w:lvlJc w:val="left"/>
+      <w:pPr>
+        <w:ind w:left="2880" w:hanging="360"/>
+      </w:pPr>
+      <w:rPr>
+        <w:rFonts w:ascii="Symbol" w:hAnsi="Symbol" w:hint="default"/>
+      </w:rPr>
+    </w:lvl>
+    <w:lvl w:ilvl="4" w:tplc="04090003" w:tentative="1">
+      <w:start w:val="1"/>
+      <w:numFmt w:val="bullet"/>
+      <w:lvlText w:val="o"/>
+      <w:lvlJc w:val="left"/>
+      <w:pPr>
+        <w:ind w:left="3600" w:hanging="360"/>
+      </w:pPr>
+      <w:rPr>
+        <w:rFonts w:ascii="Courier New" w:hAnsi="Courier New" w:cs="Courier New" w:hint="default"/>
+      </w:rPr>
+    </w:lvl>
+    <w:lvl w:ilvl="5" w:tplc="04090005" w:tentative="1">
+      <w:start w:val="1"/>
+      <w:numFmt w:val="bullet"/>
+      <w:lvlText w:val=""/>
+      <w:lvlJc w:val="left"/>
+      <w:pPr>
+        <w:ind w:left="4320" w:hanging="360"/>
+      </w:pPr>
+      <w:rPr>
+        <w:rFonts w:ascii="Wingdings" w:hAnsi="Wingdings" w:hint="default"/>
+      </w:rPr>
+    </w:lvl>
+    <w:lvl w:ilvl="6" w:tplc="04090001" w:tentative="1">
+      <w:start w:val="1"/>
+      <w:numFmt w:val="bullet"/>
+      <w:lvlText w:val=""/>
+      <w:lvlJc w:val="left"/>
+      <w:pPr>
+        <w:ind w:left="5040" w:hanging="360"/>
+      </w:pPr>
+      <w:rPr>
+        <w:rFonts w:ascii="Symbol" w:hAnsi="Symbol" w:hint="default"/>
+      </w:rPr>
+    </w:lvl>
+    <w:lvl w:ilvl="7" w:tplc="04090003" w:tentative="1">
+      <w:start w:val="1"/>
+      <w:numFmt w:val="bullet"/>
+      <w:lvlText w:val="o"/>
+      <w:lvlJc w:val="left"/>
+      <w:pPr>
+        <w:ind w:left="5760" w:hanging="360"/>
+      </w:pPr>
+      <w:rPr>
+        <w:rFonts w:ascii="Courier New" w:hAnsi="Courier New" w:cs="Courier New" w:hint="default"/>
+      </w:rPr>
+    </w:lvl>
+    <w:lvl w:ilvl="8" w:tplc="04090005" w:tentative="1">
+      <w:start w:val="1"/>
+      <w:numFmt w:val="bullet"/>
+      <w:lvlText w:val=""/>
+      <w:lvlJc w:val="left"/>
+      <w:pPr>
+        <w:ind w:left="6480" w:hanging="360"/>
+      </w:pPr>
+      <w:rPr>
+        <w:rFonts w:ascii="Wingdings" w:hAnsi="Wingdings" w:hint="default"/>
+      </w:rPr>
+    </w:lvl>
+  </w:abstractNum>
+  <w:abstractNum w:abstractNumId="1" w15:restartNumberingAfterBreak="0">
+    <w:nsid w:val="4B1C38F8"/>
+    <w:multiLevelType w:val="hybridMultilevel"/>
+    <w:tmpl w:val="97A65040"/>
+    <w:lvl w:ilvl="0" w:tplc="04090001">
+      <w:start w:val="1"/>
+      <w:numFmt w:val="bullet"/>
+      <w:lvlText w:val=""/>
+      <w:lvlJc w:val="left"/>
+      <w:pPr>
+        <w:ind w:left="720" w:hanging="360"/>
+      </w:pPr>
+      <w:rPr>
+        <w:rFonts w:ascii="Symbol" w:hAnsi="Symbol" w:hint="default"/>
+      </w:rPr>
+    </w:lvl>
+    <w:lvl w:ilvl="1" w:tplc="04090003" w:tentative="1">
+      <w:start w:val="1"/>
+      <w:numFmt w:val="bullet"/>
+      <w:lvlText w:val="o"/>
+      <w:lvlJc w:val="left"/>
+      <w:pPr>
+        <w:ind w:left="1440" w:hanging="360"/>
+      </w:pPr>
+      <w:rPr>
+        <w:rFonts w:ascii="Courier New" w:hAnsi="Courier New" w:cs="Courier New" w:hint="default"/>
+      </w:rPr>
+    </w:lvl>
+    <w:lvl w:ilvl="2" w:tplc="04090005" w:tentative="1">
+      <w:start w:val="1"/>
+      <w:numFmt w:val="bullet"/>
+      <w:lvlText w:val=""/>
+      <w:lvlJc w:val="left"/>
+      <w:pPr>
+        <w:ind w:left="2160" w:hanging="360"/>
+      </w:pPr>
+      <w:rPr>
+        <w:rFonts w:ascii="Wingdings" w:hAnsi="Wingdings" w:hint="default"/>
+      </w:rPr>
+    </w:lvl>
+    <w:lvl w:ilvl="3" w:tplc="04090001" w:tentative="1">
+      <w:start w:val="1"/>
+      <w:numFmt w:val="bullet"/>
+      <w:lvlText w:val=""/>
+      <w:lvlJc w:val="left"/>
+      <w:pPr>
+        <w:ind w:left="2880" w:hanging="360"/>
+      </w:pPr>
+      <w:rPr>
+        <w:rFonts w:ascii="Symbol" w:hAnsi="Symbol" w:hint="default"/>
+      </w:rPr>
+    </w:lvl>
+    <w:lvl w:ilvl="4" w:tplc="04090003" w:tentative="1">
+      <w:start w:val="1"/>
+      <w:numFmt w:val="bullet"/>
+      <w:lvlText w:val="o"/>
+      <w:lvlJc w:val="left"/>
+      <w:pPr>
+        <w:ind w:left="3600" w:hanging="360"/>
+      </w:pPr>
+      <w:rPr>
+        <w:rFonts w:ascii="Courier New" w:hAnsi="Courier New" w:cs="Courier New" w:hint="default"/>
+      </w:rPr>
+    </w:lvl>
+    <w:lvl w:ilvl="5" w:tplc="04090005" w:tentative="1">
+      <w:start w:val="1"/>
+      <w:numFmt w:val="bullet"/>
+      <w:lvlText w:val=""/>
+      <w:lvlJc w:val="left"/>
+      <w:pPr>
+        <w:ind w:left="4320" w:hanging="360"/>
+      </w:pPr>
+      <w:rPr>
+        <w:rFonts w:ascii="Wingdings" w:hAnsi="Wingdings" w:hint="default"/>
+      </w:rPr>
+    </w:lvl>
+    <w:lvl w:ilvl="6" w:tplc="04090001" w:tentative="1">
+      <w:start w:val="1"/>
+      <w:numFmt w:val="bullet"/>
+      <w:lvlText w:val=""/>
+      <w:lvlJc w:val="left"/>
+      <w:pPr>
+        <w:ind w:left="5040" w:hanging="360"/>
+      </w:pPr>
+      <w:rPr>
+        <w:rFonts w:ascii="Symbol" w:hAnsi="Symbol" w:hint="default"/>
+      </w:rPr>
+    </w:lvl>
+    <w:lvl w:ilvl="7" w:tplc="04090003" w:tentative="1">
+      <w:start w:val="1"/>
+      <w:numFmt w:val="bullet"/>
+      <w:lvlText w:val="o"/>
+      <w:lvlJc w:val="left"/>
+      <w:pPr>
+        <w:ind w:left="5760" w:hanging="360"/>
+      </w:pPr>
+      <w:rPr>
+        <w:rFonts w:ascii="Courier New" w:hAnsi="Courier New" w:cs="Courier New" w:hint="default"/>
+      </w:rPr>
+    </w:lvl>
+    <w:lvl w:ilvl="8" w:tplc="04090005" w:tentative="1">
+      <w:start w:val="1"/>
+      <w:numFmt w:val="bullet"/>
+      <w:lvlText w:val=""/>
+      <w:lvlJc w:val="left"/>
+      <w:pPr>
+        <w:ind w:left="6480" w:hanging="360"/>
+      </w:pPr>
+      <w:rPr>
+        <w:rFonts w:ascii="Wingdings" w:hAnsi="Wingdings" w:hint="default"/>
+      </w:rPr>
+    </w:lvl>
+  </w:abstractNum>
+  <w:abstractNum w:abstractNumId="2" w15:restartNumberingAfterBreak="0">
+    <w:nsid w:val="5F5F0993"/>
+    <w:multiLevelType w:val="hybridMultilevel"/>
+    <w:tmpl w:val="E216F85A"/>
+    <w:lvl w:ilvl="0" w:tplc="04090001">
+      <w:start w:val="1"/>
+      <w:numFmt w:val="bullet"/>
+      <w:lvlText w:val=""/>
+      <w:lvlJc w:val="left"/>
+      <w:pPr>
+        <w:ind w:left="720" w:hanging="360"/>
+      </w:pPr>
+      <w:rPr>
+        <w:rFonts w:ascii="Symbol" w:hAnsi="Symbol" w:hint="default"/>
+      </w:rPr>
+    </w:lvl>
+    <w:lvl w:ilvl="1" w:tplc="04090003" w:tentative="1">
+      <w:start w:val="1"/>
+      <w:numFmt w:val="bullet"/>
+      <w:lvlText w:val="o"/>
+      <w:lvlJc w:val="left"/>
+      <w:pPr>
+        <w:ind w:left="1440" w:hanging="360"/>
+      </w:pPr>
+      <w:rPr>
+        <w:rFonts w:ascii="Courier New" w:hAnsi="Courier New" w:cs="Courier New" w:hint="default"/>
+      </w:rPr>
+    </w:lvl>
+    <w:lvl w:ilvl="2" w:tplc="04090005" w:tentative="1">
+      <w:start w:val="1"/>
+      <w:numFmt w:val="bullet"/>
+      <w:lvlText w:val=""/>
+      <w:lvlJc w:val="left"/>
+      <w:pPr>
+        <w:ind w:left="2160" w:hanging="360"/>
+      </w:pPr>
+      <w:rPr>
+        <w:rFonts w:ascii="Wingdings" w:hAnsi="Wingdings" w:hint="default"/>
+      </w:rPr>
+    </w:lvl>
+    <w:lvl w:ilvl="3" w:tplc="04090001" w:tentative="1">
+      <w:start w:val="1"/>
+      <w:numFmt w:val="bullet"/>
+      <w:lvlText w:val=""/>
+      <w:lvlJc w:val="left"/>
+      <w:pPr>
+        <w:ind w:left="2880" w:hanging="360"/>
+      </w:pPr>
+      <w:rPr>
+        <w:rFonts w:ascii="Symbol" w:hAnsi="Symbol" w:hint="default"/>
+      </w:rPr>
+    </w:lvl>
+    <w:lvl w:ilvl="4" w:tplc="04090003" w:tentative="1">
+      <w:start w:val="1"/>
+      <w:numFmt w:val="bullet"/>
+      <w:lvlText w:val="o"/>
+      <w:lvlJc w:val="left"/>
+      <w:pPr>
+        <w:ind w:left="3600" w:hanging="360"/>
+      </w:pPr>
+      <w:rPr>
+        <w:rFonts w:ascii="Courier New" w:hAnsi="Courier New" w:cs="Courier New" w:hint="default"/>
+      </w:rPr>
+    </w:lvl>
+    <w:lvl w:ilvl="5" w:tplc="04090005" w:tentative="1">
+      <w:start w:val="1"/>
+      <w:numFmt w:val="bullet"/>
+      <w:lvlText w:val=""/>
+      <w:lvlJc w:val="left"/>
+      <w:pPr>
+        <w:ind w:left="4320" w:hanging="360"/>
+      </w:pPr>
+      <w:rPr>
+        <w:rFonts w:ascii="Wingdings" w:hAnsi="Wingdings" w:hint="default"/>
+      </w:rPr>
+    </w:lvl>
+    <w:lvl w:ilvl="6" w:tplc="04090001" w:tentative="1">
+      <w:start w:val="1"/>
+      <w:numFmt w:val="bullet"/>
+      <w:lvlText w:val=""/>
+      <w:lvlJc w:val="left"/>
+      <w:pPr>
+        <w:ind w:left="5040" w:hanging="360"/>
+      </w:pPr>
+      <w:rPr>
+        <w:rFonts w:ascii="Symbol" w:hAnsi="Symbol" w:hint="default"/>
+      </w:rPr>
+    </w:lvl>
+    <w:lvl w:ilvl="7" w:tplc="04090003" w:tentative="1">
+      <w:start w:val="1"/>
+      <w:numFmt w:val="bullet"/>
+      <w:lvlText w:val="o"/>
+      <w:lvlJc w:val="left"/>
+      <w:pPr>
+        <w:ind w:left="5760" w:hanging="360"/>
+      </w:pPr>
+      <w:rPr>
+        <w:rFonts w:ascii="Courier New" w:hAnsi="Courier New" w:cs="Courier New" w:hint="default"/>
+      </w:rPr>
+    </w:lvl>
+    <w:lvl w:ilvl="8" w:tplc="04090005" w:tentative="1">
+      <w:start w:val="1"/>
+      <w:numFmt w:val="bullet"/>
+      <w:lvlText w:val=""/>
+      <w:lvlJc w:val="left"/>
+      <w:pPr>
+        <w:ind w:left="6480" w:hanging="360"/>
+      </w:pPr>
+      <w:rPr>
+        <w:rFonts w:ascii="Wingdings" w:hAnsi="Wingdings" w:hint="default"/>
+      </w:rPr>
+    </w:lvl>
+  </w:abstractNum>
+  <w:abstractNum w:abstractNumId="3" w15:restartNumberingAfterBreak="0">
+    <w:nsid w:val="6C317258"/>
+    <w:multiLevelType w:val="hybridMultilevel"/>
+    <w:tmpl w:val="BA7EF148"/>
+    <w:lvl w:ilvl="0" w:tplc="04090001">
+      <w:start w:val="1"/>
+      <w:numFmt w:val="bullet"/>
+      <w:lvlText w:val=""/>
+      <w:lvlJc w:val="left"/>
+      <w:pPr>
+        <w:ind w:left="720" w:hanging="360"/>
+      </w:pPr>
+      <w:rPr>
+        <w:rFonts w:ascii="Symbol" w:hAnsi="Symbol" w:hint="default"/>
+      </w:rPr>
+    </w:lvl>
+    <w:lvl w:ilvl="1" w:tplc="04090003" w:tentative="1">
+      <w:start w:val="1"/>
+      <w:numFmt w:val="bullet"/>
+      <w:lvlText w:val="o"/>
+      <w:lvlJc w:val="left"/>
+      <w:pPr>
+        <w:ind w:left="1440" w:hanging="360"/>
+      </w:pPr>
+      <w:rPr>
+        <w:rFonts w:ascii="Courier New" w:hAnsi="Courier New" w:cs="Courier New" w:hint="default"/>
+      </w:rPr>
+    </w:lvl>
+    <w:lvl w:ilvl="2" w:tplc="04090005" w:tentative="1">
+      <w:start w:val="1"/>
+      <w:numFmt w:val="bullet"/>
+      <w:lvlText w:val=""/>
+      <w:lvlJc w:val="left"/>
+      <w:pPr>
+        <w:ind w:left="2160" w:hanging="360"/>
+      </w:pPr>
+      <w:rPr>
+        <w:rFonts w:ascii="Wingdings" w:hAnsi="Wingdings" w:hint="default"/>
+      </w:rPr>
+    </w:lvl>
+    <w:lvl w:ilvl="3" w:tplc="04090001" w:tentative="1">
+      <w:start w:val="1"/>
+      <w:numFmt w:val="bullet"/>
+      <w:lvlText w:val=""/>
+      <w:lvlJc w:val="left"/>
+      <w:pPr>
+        <w:ind w:left="2880" w:hanging="360"/>
+      </w:pPr>
+      <w:rPr>
+        <w:rFonts w:ascii="Symbol" w:hAnsi="Symbol" w:hint="default"/>
+      </w:rPr>
+    </w:lvl>
+    <w:lvl w:ilvl="4" w:tplc="04090003" w:tentative="1">
+      <w:start w:val="1"/>
+      <w:numFmt w:val="bullet"/>
+      <w:lvlText w:val="o"/>
+      <w:lvlJc w:val="left"/>
+      <w:pPr>
+        <w:ind w:left="3600" w:hanging="360"/>
+      </w:pPr>
+      <w:rPr>
+        <w:rFonts w:ascii="Courier New" w:hAnsi="Courier New" w:cs="Courier New" w:hint="default"/>
+      </w:rPr>
+    </w:lvl>
+    <w:lvl w:ilvl="5" w:tplc="04090005" w:tentative="1">
+      <w:start w:val="1"/>
+      <w:numFmt w:val="bullet"/>
+      <w:lvlText w:val=""/>
+      <w:lvlJc w:val="left"/>
+      <w:pPr>
+        <w:ind w:left="4320" w:hanging="360"/>
+      </w:pPr>
+      <w:rPr>
+        <w:rFonts w:ascii="Wingdings" w:hAnsi="Wingdings" w:hint="default"/>
+      </w:rPr>
+    </w:lvl>
+    <w:lvl w:ilvl="6" w:tplc="04090001" w:tentative="1">
+      <w:start w:val="1"/>
+      <w:numFmt w:val="bullet"/>
+      <w:lvlText w:val=""/>
+      <w:lvlJc w:val="left"/>
+      <w:pPr>
+        <w:ind w:left="5040" w:hanging="360"/>
+      </w:pPr>
+      <w:rPr>
+        <w:rFonts w:ascii="Symbol" w:hAnsi="Symbol" w:hint="default"/>
+      </w:rPr>
+    </w:lvl>
+    <w:lvl w:ilvl="7" w:tplc="04090003" w:tentative="1">
+      <w:start w:val="1"/>
+      <w:numFmt w:val="bullet"/>
+      <w:lvlText w:val="o"/>
+      <w:lvlJc w:val="left"/>
+      <w:pPr>
+        <w:ind w:left="5760" w:hanging="360"/>
+      </w:pPr>
+      <w:rPr>
+        <w:rFonts w:ascii="Courier New" w:hAnsi="Courier New" w:cs="Courier New" w:hint="default"/>
+      </w:rPr>
+    </w:lvl>
+    <w:lvl w:ilvl="8" w:tplc="04090005" w:tentative="1">
+      <w:start w:val="1"/>
+      <w:numFmt w:val="bullet"/>
+      <w:lvlText w:val=""/>
+      <w:lvlJc w:val="left"/>
+      <w:pPr>
+        <w:ind w:left="6480" w:hanging="360"/>
+      </w:pPr>
+      <w:rPr>
+        <w:rFonts w:ascii="Wingdings" w:hAnsi="Wingdings" w:hint="default"/>
+      </w:rPr>
+    </w:lvl>
+  </w:abstractNum>
+  <w:abstractNum w:abstractNumId="4" w15:restartNumberingAfterBreak="0">
+    <w:nsid w:val="7A3E6707"/>
+    <w:multiLevelType w:val="hybridMultilevel"/>
+    <w:tmpl w:val="A4D64D0E"/>
+    <w:lvl w:ilvl="0" w:tplc="04090001">
+      <w:start w:val="1"/>
+      <w:numFmt w:val="bullet"/>
+      <w:lvlText w:val=""/>
+      <w:lvlJc w:val="left"/>
+      <w:pPr>
+        <w:ind w:left="720" w:hanging="360"/>
+      </w:pPr>
+      <w:rPr>
+        <w:rFonts w:ascii="Symbol" w:hAnsi="Symbol" w:hint="default"/>
+      </w:rPr>
+    </w:lvl>
+    <w:lvl w:ilvl="1" w:tplc="04090003" w:tentative="1">
+      <w:start w:val="1"/>
+      <w:numFmt w:val="bullet"/>
+      <w:lvlText w:val="o"/>
+      <w:lvlJc w:val="left"/>
+      <w:pPr>
+        <w:ind w:left="1440" w:hanging="360"/>
+      </w:pPr>
+      <w:rPr>
+        <w:rFonts w:ascii="Courier New" w:hAnsi="Courier New" w:cs="Courier New" w:hint="default"/>
+      </w:rPr>
+    </w:lvl>
+    <w:lvl w:ilvl="2" w:tplc="04090005" w:tentative="1">
+      <w:start w:val="1"/>
+      <w:numFmt w:val="bullet"/>
+      <w:lvlText w:val=""/>
+      <w:lvlJc w:val="left"/>
+      <w:pPr>
+        <w:ind w:left="2160" w:hanging="360"/>
+      </w:pPr>
+      <w:rPr>
+        <w:rFonts w:ascii="Wingdings" w:hAnsi="Wingdings" w:hint="default"/>
+      </w:rPr>
+    </w:lvl>
+    <w:lvl w:ilvl="3" w:tplc="04090001" w:tentative="1">
+      <w:start w:val="1"/>
+      <w:numFmt w:val="bullet"/>
+      <w:lvlText w:val=""/>
+      <w:lvlJc w:val="left"/>
+      <w:pPr>
+        <w:ind w:left="2880" w:hanging="360"/>
+      </w:pPr>
+      <w:rPr>
+        <w:rFonts w:ascii="Symbol" w:hAnsi="Symbol" w:hint="default"/>
+      </w:rPr>
+    </w:lvl>
+    <w:lvl w:ilvl="4" w:tplc="04090003" w:tentative="1">
+      <w:start w:val="1"/>
+      <w:numFmt w:val="bullet"/>
+      <w:lvlText w:val="o"/>
+      <w:lvlJc w:val="left"/>
+      <w:pPr>
+        <w:ind w:left="3600" w:hanging="360"/>
+      </w:pPr>
+      <w:rPr>
+        <w:rFonts w:ascii="Courier New" w:hAnsi="Courier New" w:cs="Courier New" w:hint="default"/>
+      </w:rPr>
+    </w:lvl>
+    <w:lvl w:ilvl="5" w:tplc="04090005" w:tentative="1">
+      <w:start w:val="1"/>
+      <w:numFmt w:val="bullet"/>
+      <w:lvlText w:val=""/>
+      <w:lvlJc w:val="left"/>
+      <w:pPr>
+        <w:ind w:left="4320" w:hanging="360"/>
+      </w:pPr>
+      <w:rPr>
+        <w:rFonts w:ascii="Wingdings" w:hAnsi="Wingdings" w:hint="default"/>
+      </w:rPr>
+    </w:lvl>
+    <w:lvl w:ilvl="6" w:tplc="04090001" w:tentative="1">
+      <w:start w:val="1"/>
+      <w:numFmt w:val="bullet"/>
+      <w:lvlText w:val=""/>
+      <w:lvlJc w:val="left"/>
+      <w:pPr>
+        <w:ind w:left="5040" w:hanging="360"/>
+      </w:pPr>
+      <w:rPr>
+        <w:rFonts w:ascii="Symbol" w:hAnsi="Symbol" w:hint="default"/>
+      </w:rPr>
+    </w:lvl>
+    <w:lvl w:ilvl="7" w:tplc="04090003" w:tentative="1">
+      <w:start w:val="1"/>
+      <w:numFmt w:val="bullet"/>
+      <w:lvlText w:val="o"/>
+      <w:lvlJc w:val="left"/>
+      <w:pPr>
+        <w:ind w:left="5760" w:hanging="360"/>
+      </w:pPr>
+      <w:rPr>
+        <w:rFonts w:ascii="Courier New" w:hAnsi="Courier New" w:cs="Courier New" w:hint="default"/>
+      </w:rPr>
+    </w:lvl>
+    <w:lvl w:ilvl="8" w:tplc="04090005" w:tentative="1">
+      <w:start w:val="1"/>
+      <w:numFmt w:val="bullet"/>
+      <w:lvlText w:val=""/>
+      <w:lvlJc w:val="left"/>
+      <w:pPr>
+        <w:ind w:left="6480" w:hanging="360"/>
+      </w:pPr>
+      <w:rPr>
+        <w:rFonts w:ascii="Wingdings" w:hAnsi="Wingdings" w:hint="default"/>
+      </w:rPr>
+    </w:lvl>
+  </w:abstractNum>
+  <w:abstractNum w:abstractNumId="5" w15:restartNumberingAfterBreak="0">
+    <w:nsid w:val="7B857792"/>
+    <w:multiLevelType w:val="hybridMultilevel"/>
+    <w:tmpl w:val="F12A5FDA"/>
+    <w:lvl w:ilvl="0" w:tplc="04090001">
+      <w:start w:val="1"/>
+      <w:numFmt w:val="bullet"/>
+      <w:lvlText w:val=""/>
+      <w:lvlJc w:val="left"/>
+      <w:pPr>
+        <w:ind w:left="720" w:hanging="360"/>
+      </w:pPr>
+      <w:rPr>
+        <w:rFonts w:ascii="Symbol" w:hAnsi="Symbol" w:hint="default"/>
+      </w:rPr>
+    </w:lvl>
+    <w:lvl w:ilvl="1" w:tplc="04090003" w:tentative="1">
+      <w:start w:val="1"/>
+      <w:numFmt w:val="bullet"/>
+      <w:lvlText w:val="o"/>
+      <w:lvlJc w:val="left"/>
+      <w:pPr>
+        <w:ind w:left="1440" w:hanging="360"/>
+      </w:pPr>
+      <w:rPr>
+        <w:rFonts w:ascii="Courier New" w:hAnsi="Courier New" w:cs="Courier New" w:hint="default"/>
+      </w:rPr>
+    </w:lvl>
+    <w:lvl w:ilvl="2" w:tplc="04090005" w:tentative="1">
+      <w:start w:val="1"/>
+      <w:numFmt w:val="bullet"/>
+      <w:lvlText w:val=""/>
+      <w:lvlJc w:val="left"/>
+      <w:pPr>
+        <w:ind w:left="2160" w:hanging="360"/>
+      </w:pPr>
+      <w:rPr>
+        <w:rFonts w:ascii="Wingdings" w:hAnsi="Wingdings" w:hint="default"/>
+      </w:rPr>
+    </w:lvl>
+    <w:lvl w:ilvl="3" w:tplc="04090001" w:tentative="1">
+      <w:start w:val="1"/>
+      <w:numFmt w:val="bullet"/>
+      <w:lvlText w:val=""/>
+      <w:lvlJc w:val="left"/>
+      <w:pPr>
+        <w:ind w:left="2880" w:hanging="360"/>
+      </w:pPr>
+      <w:rPr>
+        <w:rFonts w:ascii="Symbol" w:hAnsi="Symbol" w:hint="default"/>
+      </w:rPr>
+    </w:lvl>
+    <w:lvl w:ilvl="4" w:tplc="04090003" w:tentative="1">
+      <w:start w:val="1"/>
+      <w:numFmt w:val="bullet"/>
+      <w:lvlText w:val="o"/>
+      <w:lvlJc w:val="left"/>
+      <w:pPr>
+        <w:ind w:left="3600" w:hanging="360"/>
+      </w:pPr>
+      <w:rPr>
+        <w:rFonts w:ascii="Courier New" w:hAnsi="Courier New" w:cs="Courier New" w:hint="default"/>
+      </w:rPr>
+    </w:lvl>
+    <w:lvl w:ilvl="5" w:tplc="04090005" w:tentative="1">
+      <w:start w:val="1"/>
+      <w:numFmt w:val="bullet"/>
+      <w:lvlText w:val=""/>
+      <w:lvlJc w:val="left"/>
+      <w:pPr>
+        <w:ind w:left="4320" w:hanging="360"/>
+      </w:pPr>
+      <w:rPr>
+        <w:rFonts w:ascii="Wingdings" w:hAnsi="Wingdings" w:hint="default"/>
+      </w:rPr>
+    </w:lvl>
+    <w:lvl w:ilvl="6" w:tplc="04090001" w:tentative="1">
+      <w:start w:val="1"/>
+      <w:numFmt w:val="bullet"/>
+      <w:lvlText w:val=""/>
+      <w:lvlJc w:val="left"/>
+      <w:pPr>
+        <w:ind w:left="5040" w:hanging="360"/>
+      </w:pPr>
+      <w:rPr>
+        <w:rFonts w:ascii="Symbol" w:hAnsi="Symbol" w:hint="default"/>
+      </w:rPr>
+    </w:lvl>
+    <w:lvl w:ilvl="7" w:tplc="04090003" w:tentative="1">
+      <w:start w:val="1"/>
+      <w:numFmt w:val="bullet"/>
+      <w:lvlText w:val="o"/>
+      <w:lvlJc w:val="left"/>
+      <w:pPr>
+        <w:ind w:left="5760" w:hanging="360"/>
+      </w:pPr>
+      <w:rPr>
+        <w:rFonts w:ascii="Courier New" w:hAnsi="Courier New" w:cs="Courier New" w:hint="default"/>
+      </w:rPr>
+    </w:lvl>
+    <w:lvl w:ilvl="8" w:tplc="04090005" w:tentative="1">
+      <w:start w:val="1"/>
+      <w:numFmt w:val="bullet"/>
+      <w:lvlText w:val=""/>
+      <w:lvlJc w:val="left"/>
+      <w:pPr>
+        <w:ind w:left="6480" w:hanging="360"/>
+      </w:pPr>
+      <w:rPr>
+        <w:rFonts w:ascii="Wingdings" w:hAnsi="Wingdings" w:hint="default"/>
+      </w:rPr>
+    </w:lvl>
+  </w:abstractNum>
+  <w:num w:numId="1" w16cid:durableId="370225030">
+    <w:abstractNumId w:val="2"/>
+  </w:num>
+  <w:num w:numId="2" w16cid:durableId="1744141552">
+    <w:abstractNumId w:val="1"/>
+  </w:num>
+  <w:num w:numId="3" w16cid:durableId="1236741245">
+    <w:abstractNumId w:val="5"/>
+  </w:num>
+  <w:num w:numId="4" w16cid:durableId="617227655">
+    <w:abstractNumId w:val="3"/>
+  </w:num>
+  <w:num w:numId="5" w16cid:durableId="2026128151">
+    <w:abstractNumId w:val="4"/>
+  </w:num>
+  <w:num w:numId="6" w16cid:durableId="487290317">
+    <w:abstractNumId w:val="0"/>
+  </w:num>
+</w:numbering>
 </file>
 
 <file path=word/styles.xml><?xml version="1.0" encoding="utf-8"?>
